--- a/az/scientists/CV/Word/Mehdiyev_Gafar_CV_AZ.docx
+++ b/az/scientists/CV/Word/Mehdiyev_Gafar_CV_AZ.docx
@@ -377,7 +377,7 @@
           <w:sz w:val="21"/>
           <w:szCs w:val="21"/>
         </w:rPr>
-        <w:t>Qafar Mehdiyev 2016-cı ildən Kayseridəki Erciyes Universitetinin erməni dili və mədəniyyəti bölməsinin professorudur. 2010-cu ildən həmin universitetdə müəllimdir. 1980-ci ildə Bakı Dövlət Universitetinin jurnalistika fakültəsini bitirib. 2007-ci ildə siyasi elmlər üzrə fəlsəfə doktoru dərəcəsi alıb. Dissertasiya erməni məsələsinə dair həqiqətlərin ortaya çıxarılmasında mətbuatın roluna aiddir. 1980–2017-ci illərdə Bakıda jurnalist və redaktor işləyib, 2004–2012-ci illərdə Bakı Dövlət Universitetində dərs deyib. CV-də 100-dən çox məqalə və 20-yə yaxın kitab göstərilir.</w:t>
+        <w:t>Qafar Mehdiyev 2016-cı ildən Kayseridəki Erciyes Universitetinin erməni dili və mədəniyyəti bölməsinin professorudur. 2010-cu ildən həmin universitetdə müəllimdir. 1980-ci ildə Bakı Dövlət Universitetinin jurnalistika fakültəsini bitirib. 2007-ci ildə siyasi elmlər üzrə fəlsəfə doktoru dərəcəsi alıb. Dissertasiya erməni məsələsinə dair həqiqətlərin ortaya çıxarılmasında mətbuatın roluna aiddir. 1980–2017-ci illərdə Bakıda jurnalist və redaktor işləyib, 2004–2012-ci illərdə Bakı Dövlət Universitetində dərs deyib. 100-dən çox məqalə və 20-yə yaxın kitab göstərilir.</w:t>
       </w:r>
     </w:p>
     <w:p>
@@ -2777,7 +2777,7 @@
                 <w:sz w:val="21"/>
                 <w:szCs w:val="21"/>
               </w:rPr>
-              <w:t>CV</w:t>
+              <w:t>Özü tərəfindən</w:t>
             </w:r>
           </w:p>
         </w:tc>
@@ -2881,7 +2881,7 @@
                 <w:sz w:val="21"/>
                 <w:szCs w:val="21"/>
               </w:rPr>
-              <w:t>CV</w:t>
+              <w:t>Özü tərəfindən</w:t>
             </w:r>
           </w:p>
         </w:tc>
